--- a/SAJE_292892_revision/build_r4/04_Supplementary_Material_Marked_blue.docx
+++ b/SAJE_292892_revision/build_r4/04_Supplementary_Material_Marked_blue.docx
@@ -6044,7 +6044,7 @@
           <w:color w:val="0000FF"/>
           <w:sz w:val="18"/>
         </w:rPr>
-        <w:t>Note: Steps from Eq. (8) to the baseline Eq. (6); standard errors firm-clustered for Eq. (8), firm-bootstrap otherwise. *, **, ***: 10%, 5%, 1%.</w:t>
+        <w:t>Note: Steps from the static TWFE regression to the baseline estimate; standard errors firm-clustered for TWFE, firm-bootstrap otherwise. *, **, ***: 10%, 5%, 1%.</w:t>
       </w:r>
     </w:p>
     <w:p>
@@ -8582,7 +8582,7 @@
           <w:color w:val="0000FF"/>
           <w:sz w:val="18"/>
         </w:rPr>
-        <w:t>Note: Bias bound from Eq. (7); the robust interval widens the firm-bootstrap 95% interval by this bound.</w:t>
+        <w:t>Note: Relative-magnitude bias bound (Section 4.4); the robust interval widens the firm-bootstrap 95% interval by this bound.</w:t>
       </w:r>
     </w:p>
     <w:p>
@@ -12031,7 +12031,7 @@
           <w:color w:val="0000FF"/>
           <w:sz w:val="18"/>
         </w:rPr>
-        <w:t>Note: Each scored firm counts once in every post-coverage cell of the baseline ln(MTB) estimate; weights are cell shares (Eq. 6).</w:t>
+        <w:t>Note: Each scored firm counts once in every post-coverage cell of the baseline ln(MTB) estimate; weights are cell shares.</w:t>
       </w:r>
     </w:p>
     <w:p>
@@ -13119,8 +13119,14 @@
         <w:jc w:val="both"/>
       </w:pPr>
       <w:r>
+        <w:rPr>
+          <w:color w:val="0000FF"/>
+        </w:rPr>
+        <w:t>Only 141 scored firms from 6 cohorts reach event year 4; therefore, we plot that year in Figure 1 but exclude it from the headline estimate.</w:t>
+      </w:r>
+      <w:r>
         <w:rPr/>
-        <w:t>Only 141 scored firms from 6 cohorts reach event year 4; therefore, we plot that year in Figure 1 but exclude it from Eq. (6). Its estimates are −0.077 for MTB (p = 0.209) and 0.088 for market capitalization (p = 0.153).</w:t>
+        <w:t xml:space="preserve"> Its estimates are −0.077 for MTB (p = 0.209) and 0.088 for market capitalization (p = 0.153).</w:t>
       </w:r>
     </w:p>
     <w:p>
@@ -13160,7 +13166,7 @@
         <w:rPr>
           <w:color w:val="0000FF"/>
         </w:rPr>
-        <w:t>Under R10, the decline in log MTB loses significance once M̄ in Eq. (7) reaches 0.23.</w:t>
+        <w:t>Under R10, the decline in log MTB loses significance once M̄ in the relative-magnitude bound reaches 0.23.</w:t>
       </w:r>
       <w:r>
         <w:rPr/>
@@ -13518,7 +13524,7 @@
         <w:rPr>
           <w:color w:val="0000FF"/>
         </w:rPr>
-        <w:t>These counts are the weights of Eq. (6).</w:t>
+        <w:t>These counts are the weights of the headline estimate.</w:t>
       </w:r>
     </w:p>
     <w:p>
@@ -13741,7 +13747,7 @@
         <w:rPr>
           <w:color w:val="0000FF"/>
         </w:rPr>
-        <w:t>In the outcome regression of Eq. (3), a country or industry indicator would be unidentified in a cell with no control firm in that country or industry, and its coefficient would be set to zero.</w:t>
+        <w:t>In the outcome regression, a country or industry indicator would be unidentified in a cell with no control firm in that country or industry, and its coefficient would be set to zero.</w:t>
       </w:r>
       <w:r>
         <w:rPr/>

--- a/SAJE_292892_revision/build_r4/04_Supplementary_Material_Marked_blue.docx
+++ b/SAJE_292892_revision/build_r4/04_Supplementary_Material_Marked_blue.docx
@@ -2037,9 +2037,10 @@
             <w:r/>
             <w:r>
               <w:rPr>
-                <w:sz w:val="18"/>
-              </w:rPr>
-              <w:t>0.248</w:t>
+                <w:color w:val="0000FF"/>
+                <w:sz w:val="18"/>
+              </w:rPr>
+              <w:t>0.164</w:t>
             </w:r>
           </w:p>
         </w:tc>
@@ -2156,9 +2157,10 @@
             <w:r/>
             <w:r>
               <w:rPr>
-                <w:sz w:val="18"/>
-              </w:rPr>
-              <w:t>0.195</w:t>
+                <w:color w:val="0000FF"/>
+                <w:sz w:val="18"/>
+              </w:rPr>
+              <w:t>0.104</w:t>
             </w:r>
           </w:p>
         </w:tc>
@@ -2285,9 +2287,10 @@
             <w:r/>
             <w:r>
               <w:rPr>
-                <w:sz w:val="18"/>
-              </w:rPr>
-              <w:t>0.202</w:t>
+                <w:color w:val="0000FF"/>
+                <w:sz w:val="18"/>
+              </w:rPr>
+              <w:t>0.113</w:t>
             </w:r>
           </w:p>
         </w:tc>
@@ -2418,7 +2421,7 @@
               <w:rPr>
                 <w:sz w:val="18"/>
               </w:rPr>
-              <w:t>0.123</w:t>
+              <w:t>0.024</w:t>
             </w:r>
           </w:p>
         </w:tc>
@@ -2434,7 +2437,7 @@
           <w:color w:val="0000FF"/>
           <w:sz w:val="18"/>
         </w:rPr>
-        <w:t>Note: Estimation sample; the last column is the share of firm-years with a missing outcome.</w:t>
+        <w:t>Note: Estimation sample; the last column is the share of listed firm-years with a missing outcome.</w:t>
       </w:r>
     </w:p>
     <w:p>
@@ -8809,7 +8812,7 @@
                 <w:color w:val="0000FF"/>
                 <w:sz w:val="18"/>
               </w:rPr>
-              <w:t>943</w:t>
+              <w:t>639</w:t>
             </w:r>
           </w:p>
         </w:tc>
@@ -8849,7 +8852,7 @@
                 <w:color w:val="0000FF"/>
                 <w:sz w:val="18"/>
               </w:rPr>
-              <w:t>8,037</w:t>
+              <w:t>4,694</w:t>
             </w:r>
           </w:p>
         </w:tc>
@@ -9334,7 +9337,7 @@
                 <w:color w:val="0000FF"/>
                 <w:sz w:val="18"/>
               </w:rPr>
-              <w:t>0.08</w:t>
+              <w:t>0.06</w:t>
             </w:r>
           </w:p>
         </w:tc>
@@ -9374,7 +9377,7 @@
                 <w:color w:val="0000FF"/>
                 <w:sz w:val="18"/>
               </w:rPr>
-              <w:t>0.39</w:t>
+              <w:t>0.36</w:t>
             </w:r>
           </w:p>
         </w:tc>
@@ -9439,7 +9442,7 @@
                 <w:color w:val="0000FF"/>
                 <w:sz w:val="18"/>
               </w:rPr>
-              <w:t>0.64</w:t>
+              <w:t>0.65</w:t>
             </w:r>
           </w:p>
         </w:tc>
@@ -9544,7 +9547,7 @@
                 <w:color w:val="0000FF"/>
                 <w:sz w:val="18"/>
               </w:rPr>
-              <w:t>2017.2</w:t>
+              <w:t>2018.0</w:t>
             </w:r>
           </w:p>
         </w:tc>
@@ -9584,7 +9587,7 @@
                 <w:color w:val="0000FF"/>
                 <w:sz w:val="18"/>
               </w:rPr>
-              <w:t>2017.8</w:t>
+              <w:t>2019.1</w:t>
             </w:r>
           </w:p>
         </w:tc>
@@ -9655,7 +9658,7 @@
                 <w:color w:val="0000FF"/>
                 <w:sz w:val="18"/>
               </w:rPr>
-              <w:t>0.25</w:t>
+              <w:t>0.37</w:t>
             </w:r>
           </w:p>
         </w:tc>
@@ -9699,7 +9702,7 @@
                 <w:color w:val="0000FF"/>
                 <w:sz w:val="18"/>
               </w:rPr>
-              <w:t>0.21</w:t>
+              <w:t>0.37</w:t>
             </w:r>
           </w:p>
         </w:tc>
@@ -9715,7 +9718,7 @@
           <w:color w:val="0000FF"/>
           <w:sz w:val="18"/>
         </w:rPr>
-        <w:t>Note: Estimation sample, 2014–2024; amounts in U.S. dollars after winsorization at the 1st and 99th percentiles.</w:t>
+        <w:t>Note: Listed firm-years of the estimation sample, 2014–2024; amounts in U.S. dollars after winsorization at the 1st and 99th percentiles.</w:t>
       </w:r>
     </w:p>
     <w:p>

--- a/SAJE_292892_revision/build_r4/04_Supplementary_Material_Marked_blue.docx
+++ b/SAJE_292892_revision/build_r4/04_Supplementary_Material_Marked_blue.docx
@@ -3742,9 +3742,10 @@
             <w:r>
               <w:rPr>
                 <w:b/>
-                <w:sz w:val="18"/>
-              </w:rPr>
-              <w:t>R10, market-by-industry cluster bootstrap</w:t>
+                <w:color w:val="0000FF"/>
+                <w:sz w:val="18"/>
+              </w:rPr>
+              <w:t>One year later, market-by-industry cluster bootstrap</w:t>
             </w:r>
           </w:p>
         </w:tc>
@@ -4332,9 +4333,10 @@
             <w:r>
               <w:rPr>
                 <w:b/>
-                <w:sz w:val="18"/>
-              </w:rPr>
-              <w:t>Dated one year later (R10)</w:t>
+                <w:color w:val="0000FF"/>
+                <w:sz w:val="18"/>
+              </w:rPr>
+              <w:t>Dated one year later</w:t>
             </w:r>
           </w:p>
         </w:tc>
@@ -4450,9 +4452,10 @@
             <w:r>
               <w:rPr>
                 <w:b/>
-                <w:sz w:val="18"/>
-              </w:rPr>
-              <w:t>R10, size at original g − 1</w:t>
+                <w:color w:val="0000FF"/>
+                <w:sz w:val="18"/>
+              </w:rPr>
+              <w:t>One year later, size at original g − 1</w:t>
             </w:r>
           </w:p>
         </w:tc>
@@ -5727,9 +5730,10 @@
             <w:r>
               <w:rPr>
                 <w:b/>
-                <w:sz w:val="18"/>
-              </w:rPr>
-              <w:t>Static TWFE, all firm-years (R6)</w:t>
+                <w:color w:val="0000FF"/>
+                <w:sz w:val="18"/>
+              </w:rPr>
+              <w:t>Static TWFE, all firm-years</w:t>
             </w:r>
           </w:p>
         </w:tc>
@@ -5887,9 +5891,10 @@
             <w:r>
               <w:rPr>
                 <w:b/>
-                <w:sz w:val="18"/>
-              </w:rPr>
-              <w:t>Heterogeneity-robust, no covariates (R2)</w:t>
+                <w:color w:val="0000FF"/>
+                <w:sz w:val="18"/>
+              </w:rPr>
+              <w:t>Heterogeneity-robust, no covariates</w:t>
             </w:r>
           </w:p>
         </w:tc>
@@ -8585,7 +8590,7 @@
           <w:color w:val="0000FF"/>
           <w:sz w:val="18"/>
         </w:rPr>
-        <w:t>Note: Relative-magnitude bias bound (Section 4.4); the robust interval widens the firm-bootstrap 95% interval by this bound.</w:t>
+        <w:t>Note: Relative-magnitude bias bound (Section 3.4); the robust interval widens the firm-bootstrap 95% interval by this bound.</w:t>
       </w:r>
     </w:p>
     <w:p>
@@ -13112,7 +13117,7 @@
           <w:color w:val="0000FF"/>
           <w:sz w:val="24"/>
         </w:rPr>
-        <w:t>Event year 4 (Section 5.2)</w:t>
+        <w:t>Event year 4 (Section 4.1)</w:t>
       </w:r>
     </w:p>
     <w:p>
@@ -13156,7 +13161,17 @@
           <w:color w:val="000000"/>
           <w:sz w:val="24"/>
         </w:rPr>
-        <w:t xml:space="preserve"> Further timing variants of R10 (Section 5.4)</w:t>
+        <w:t xml:space="preserve"> </w:t>
+      </w:r>
+      <w:r>
+        <w:rPr>
+          <w:rFonts w:ascii="Times New Roman" w:hAnsi="Times New Roman" w:eastAsia="Times New Roman"/>
+          <w:b/>
+          <w:i w:val="0"/>
+          <w:color w:val="0000FF"/>
+          <w:sz w:val="24"/>
+        </w:rPr>
+        <w:t>Further timing variants of the one-year-later dating (Section 4.2)</w:t>
       </w:r>
     </w:p>
     <w:p>
@@ -13169,11 +13184,21 @@
         <w:rPr>
           <w:color w:val="0000FF"/>
         </w:rPr>
-        <w:t>Under R10, the decline in log MTB loses significance once M̄ in the relative-magnitude bound reaches 0.23.</w:t>
+        <w:t>Under the one-year-later dating, the decline in log MTB loses significance once M̄ in the relative-magnitude bound reaches 0.23.</w:t>
       </w:r>
       <w:r>
         <w:rPr/>
-        <w:t xml:space="preserve"> Holding total assets at the original base year gives −0.074 (p = 0.002), so the covariate timing does not drive R10. Dating coverage two years later gives −0.048 (95% interval −0.099 to 0.000), a smaller decline that is no longer significant at the 5% level.</w:t>
+        <w:t xml:space="preserve"> </w:t>
+      </w:r>
+      <w:r>
+        <w:rPr>
+          <w:color w:val="0000FF"/>
+        </w:rPr>
+        <w:t>Holding total assets at the original base year gives −0.074 (p = 0.002), so the covariate timing does not drive the one-year-later estimate.</w:t>
+      </w:r>
+      <w:r>
+        <w:rPr/>
+        <w:t xml:space="preserve"> Dating coverage two years later gives −0.048 (95% interval −0.099 to 0.000), a smaller decline that is no longer significant at the 5% level.</w:t>
       </w:r>
     </w:p>
     <w:p>
@@ -13210,7 +13235,7 @@
           <w:color w:val="0000FF"/>
           <w:sz w:val="24"/>
         </w:rPr>
-        <w:t>Reconciling the R10 and baseline event-time paths (Section 5.4, Figure S2)</w:t>
+        <w:t>Reconciling the one-year-later and baseline event-time paths (Section 4.2, Figure S2)</w:t>
       </w:r>
     </w:p>
     <w:p>
@@ -13220,8 +13245,14 @@
         <w:jc w:val="both"/>
       </w:pPr>
       <w:r>
+        <w:rPr>
+          <w:color w:val="0000FF"/>
+        </w:rPr>
+        <w:t>The baseline path in Figure 1 does not show the one-year-later decline because its later event years come from early cohorts, while its first post-coverage years pool all cohorts.</w:t>
+      </w:r>
+      <w:r>
         <w:rPr/>
-        <w:t xml:space="preserve">The baseline path in Figure 1 does not show the R10 decline because its later event years come from early cohorts, while its first post-coverage years pool all cohorts. </w:t>
+        <w:t xml:space="preserve"> </w:t>
       </w:r>
       <w:r>
         <w:rPr>
@@ -13231,7 +13262,17 @@
       </w:r>
       <w:r>
         <w:rPr/>
-        <w:t xml:space="preserve"> These lie closer to the corresponding R10 estimates of −0.138 and −0.200 than the pooled baseline path suggests. We report the re-based values without standard errors, as a reconciliation of the two paths rather than a test. </w:t>
+        <w:t xml:space="preserve"> </w:t>
+      </w:r>
+      <w:r>
+        <w:rPr>
+          <w:color w:val="0000FF"/>
+        </w:rPr>
+        <w:t>These lie closer to the corresponding one-year-later estimates of −0.138 and −0.200 than the pooled baseline path suggests.</w:t>
+      </w:r>
+      <w:r>
+        <w:rPr/>
+        <w:t xml:space="preserve"> We report the re-based values without standard errors, as a reconciliation of the two paths rather than a test. </w:t>
       </w:r>
       <w:r>
         <w:rPr>
@@ -13274,7 +13315,7 @@
           <w:color w:val="0000FF"/>
           <w:sz w:val="24"/>
         </w:rPr>
-        <w:t>Size covariate and support (Section 5.6, Table S4, Figure S2)</w:t>
+        <w:t>Size covariate and support (Section 4.3, Table S4, Figure S2)</w:t>
       </w:r>
     </w:p>
     <w:p>
@@ -13338,7 +13379,7 @@
           <w:color w:val="0000FF"/>
           <w:sz w:val="24"/>
         </w:rPr>
-        <w:t>Decomposition of the TWFE gap (Section 5.8, Table S5)</w:t>
+        <w:t>Decomposition of the TWFE gap (Section 4.3, Table S5)</w:t>
       </w:r>
     </w:p>
     <w:p>
@@ -13351,7 +13392,7 @@
         <w:rPr>
           <w:color w:val="0000FF"/>
         </w:rPr>
-        <w:t>Table S5 shows the decomposition of the gap between the static TWFE estimate in row R6 and the headline MTB estimate.</w:t>
+        <w:t>Table S5 shows the decomposition of the gap between the static TWFE estimate and the headline MTB estimate.</w:t>
       </w:r>
       <w:r>
         <w:rPr/>
@@ -13392,7 +13433,7 @@
           <w:color w:val="0000FF"/>
           <w:sz w:val="24"/>
         </w:rPr>
-        <w:t>Market-by-market and early versus late cohorts (Section 5.8, Table S11)</w:t>
+        <w:t>Market-by-market and early versus late cohorts (Section 4.3, Table S11)</w:t>
       </w:r>
     </w:p>
     <w:p>
@@ -13456,7 +13497,7 @@
           <w:color w:val="0000FF"/>
           <w:sz w:val="24"/>
         </w:rPr>
-        <w:t>Breadth of the Malaysian wave (Section 5.2, Figure 2)</w:t>
+        <w:t>Breadth of the Malaysian wave (Section 4.1, Figure 2)</w:t>
       </w:r>
     </w:p>
     <w:p>
@@ -13504,7 +13545,7 @@
           <w:color w:val="0000FF"/>
           <w:sz w:val="24"/>
         </w:rPr>
-        <w:t>Composition of the pooled estimate (Section 5.10, Table S10)</w:t>
+        <w:t>Composition of the pooled estimate (Section 4.4, Table S10)</w:t>
       </w:r>
     </w:p>
     <w:p>
@@ -13564,7 +13605,7 @@
           <w:color w:val="0000FF"/>
           <w:sz w:val="24"/>
         </w:rPr>
-        <w:t>Dating by wave (Section 5.4, Table S6)</w:t>
+        <w:t>Dating by wave (Section 4.2, Table S6)</w:t>
       </w:r>
     </w:p>
     <w:p>
@@ -13614,7 +13655,7 @@
           <w:color w:val="0000FF"/>
           <w:sz w:val="24"/>
         </w:rPr>
-        <w:t>Firm-years with and without an MTB ratio (Section 5.7, Table S8)</w:t>
+        <w:t>Firm-years with and without an MTB ratio (Section 4.3, Table S8)</w:t>
       </w:r>
     </w:p>
     <w:p>
@@ -13674,7 +13715,7 @@
           <w:color w:val="0000FF"/>
           <w:sz w:val="24"/>
         </w:rPr>
-        <w:t>Other robustness checks (Sections 5.5 and 5.8)</w:t>
+        <w:t>Other robustness checks (Section 4.3)</w:t>
       </w:r>
     </w:p>
     <w:p>
@@ -13687,7 +13728,7 @@
         <w:rPr>
           <w:color w:val="0000FF"/>
         </w:rPr>
-        <w:t>Rows R1 to R4 of Table 3 give MTB effects of −0.001 with not-yet-scored firms among the controls, 0.025 without covariates, 0.031 without the 2020 and 2021 cohorts, and 0.016 when control firms below the size range of scored firms are dropped.</w:t>
+        <w:t>The four pre-specified robustness checks in Table 3 give MTB effects of −0.001 with not-yet-scored firms among the controls, 0.025 without covariates, 0.031 without the 2020 and 2021 cohorts, and 0.016 when control firms below the size range of scored firms are dropped.</w:t>
       </w:r>
       <w:r>
         <w:rPr/>
@@ -13707,7 +13748,7 @@
         <w:rPr>
           <w:color w:val="0000FF"/>
         </w:rPr>
-        <w:t>Row R7 removes a linear pre-trend that passes through zero in the base year; its MTB effect is negative because a continued run-up would have raised valuations further.</w:t>
+        <w:t>Removing a linear pre-trend that passes through zero in the base year gives a negative MTB effect because a continued run-up would have raised valuations further.</w:t>
       </w:r>
       <w:r>
         <w:rPr/>
@@ -13717,7 +13758,7 @@
         <w:rPr>
           <w:color w:val="0000FF"/>
         </w:rPr>
-        <w:t>Row R8 adds market capitalization growth from g − 3 to the base year to the covariates; because control firms matched on past growth can themselves revert, it does not settle the reversal question.</w:t>
+        <w:t>Adding market capitalization growth from g − 3 to the base year to the covariates does not settle the reversal question, because control firms matched on past growth can themselves revert.</w:t>
       </w:r>
       <w:r>
         <w:rPr/>
@@ -13727,7 +13768,7 @@
         <w:rPr>
           <w:color w:val="0000FF"/>
         </w:rPr>
-        <w:t>The placebo in row R5 gives 0.134 for log market capitalization (p &lt; 0.001), and the static TWFE regression gives 0.185.</w:t>
+        <w:t>The placebo gives 0.134 for log market capitalization (p &lt; 0.001), and the static TWFE regression gives 0.185.</w:t>
       </w:r>
       <w:r>
         <w:rPr/>
@@ -13737,7 +13778,7 @@
         <w:rPr>
           <w:color w:val="0000FF"/>
         </w:rPr>
-        <w:t>Without Malaysia (row R9), the MTB effect is −0.003 (p = 0.940) and the market capitalization effect 0.037.</w:t>
+        <w:t>Without Malaysia, the MTB effect is −0.003 (p = 0.940) and the market capitalization effect 0.037.</w:t>
       </w:r>
     </w:p>
     <w:p>
